--- a/Problems by Me/Threshold Pairing/Threshold_Pairing.docx
+++ b/Problems by Me/Threshold Pairing/Threshold_Pairing.docx
@@ -32,70 +32,140 @@
     <w:p>
       <w:pPr>
         <w:spacing w:after="240"/>
+        <w:rPr>
+          <w:sz w:val="22"/>
+          <w:szCs w:val="22"/>
+        </w:rPr>
       </w:pPr>
       <w:r>
         <w:rPr>
           <w:b/>
           <w:bCs/>
+          <w:sz w:val="22"/>
+          <w:szCs w:val="22"/>
         </w:rPr>
         <w:t xml:space="preserve">Time Limit: </w:t>
       </w:r>
       <w:r>
+        <w:rPr>
+          <w:sz w:val="22"/>
+          <w:szCs w:val="22"/>
+        </w:rPr>
         <w:t xml:space="preserve">1.0 seconds     </w:t>
       </w:r>
       <w:r>
+        <w:rPr>
+          <w:sz w:val="22"/>
+          <w:szCs w:val="22"/>
+        </w:rPr>
         <w:tab/>
       </w:r>
       <w:r>
+        <w:rPr>
+          <w:sz w:val="22"/>
+          <w:szCs w:val="22"/>
+        </w:rPr>
         <w:tab/>
       </w:r>
       <w:r>
+        <w:rPr>
+          <w:sz w:val="22"/>
+          <w:szCs w:val="22"/>
+        </w:rPr>
         <w:tab/>
       </w:r>
       <w:r>
+        <w:rPr>
+          <w:sz w:val="22"/>
+          <w:szCs w:val="22"/>
+        </w:rPr>
         <w:tab/>
       </w:r>
       <w:r>
+        <w:rPr>
+          <w:sz w:val="22"/>
+          <w:szCs w:val="22"/>
+        </w:rPr>
         <w:tab/>
       </w:r>
       <w:r>
+        <w:rPr>
+          <w:sz w:val="22"/>
+          <w:szCs w:val="22"/>
+        </w:rPr>
         <w:tab/>
       </w:r>
       <w:r>
-        <w:tab/>
+        <w:rPr>
+          <w:sz w:val="22"/>
+          <w:szCs w:val="22"/>
+        </w:rPr>
+        <w:t xml:space="preserve">          </w:t>
       </w:r>
       <w:r>
         <w:rPr>
           <w:b/>
           <w:bCs/>
+          <w:sz w:val="22"/>
+          <w:szCs w:val="22"/>
         </w:rPr>
         <w:t xml:space="preserve">Memory Limit: </w:t>
       </w:r>
       <w:r>
+        <w:rPr>
+          <w:sz w:val="22"/>
+          <w:szCs w:val="22"/>
+        </w:rPr>
         <w:t>512 MB</w:t>
       </w:r>
     </w:p>
     <w:p>
       <w:pPr>
         <w:spacing w:after="120"/>
-      </w:pPr>
-      <w:r>
+        <w:jc w:val="both"/>
+        <w:rPr>
+          <w:sz w:val="22"/>
+          <w:szCs w:val="22"/>
+        </w:rPr>
+      </w:pPr>
+      <w:r>
+        <w:rPr>
+          <w:sz w:val="22"/>
+          <w:szCs w:val="22"/>
+        </w:rPr>
         <w:t xml:space="preserve">Chef is organizing a mega inventory sale. The warehouse contains N items, where the </w:t>
       </w:r>
       <w:proofErr w:type="spellStart"/>
       <w:r>
+        <w:rPr>
+          <w:sz w:val="22"/>
+          <w:szCs w:val="22"/>
+        </w:rPr>
         <w:t>i-th</w:t>
       </w:r>
       <w:proofErr w:type="spellEnd"/>
       <w:r>
+        <w:rPr>
+          <w:sz w:val="22"/>
+          <w:szCs w:val="22"/>
+        </w:rPr>
         <w:t xml:space="preserve"> item has a value denoted by Aᵢ. Items with the same value belong to the same category.</w:t>
       </w:r>
     </w:p>
     <w:p>
       <w:pPr>
         <w:spacing w:after="120"/>
-      </w:pPr>
-      <w:r>
+        <w:jc w:val="both"/>
+        <w:rPr>
+          <w:sz w:val="22"/>
+          <w:szCs w:val="22"/>
+        </w:rPr>
+      </w:pPr>
+      <w:r>
+        <w:rPr>
+          <w:sz w:val="22"/>
+          <w:szCs w:val="22"/>
+        </w:rPr>
         <w:t>To qualify for a special wholesale bundle deal, Chef must select exactly two distinct item categories, say category x and category y (x ≠ y), such that:</w:t>
       </w:r>
     </w:p>
@@ -107,8 +177,17 @@
           <w:numId w:val="1"/>
         </w:numPr>
         <w:spacing w:after="80"/>
-      </w:pPr>
-      <w:r>
+        <w:jc w:val="both"/>
+        <w:rPr>
+          <w:sz w:val="22"/>
+          <w:szCs w:val="22"/>
+        </w:rPr>
+      </w:pPr>
+      <w:r>
+        <w:rPr>
+          <w:sz w:val="22"/>
+          <w:szCs w:val="22"/>
+        </w:rPr>
         <w:t>At least one of the selected categories appears at least P times in the inventory.</w:t>
       </w:r>
     </w:p>
@@ -120,44 +199,85 @@
           <w:numId w:val="1"/>
         </w:numPr>
         <w:spacing w:after="80"/>
-      </w:pPr>
-      <w:r>
+        <w:jc w:val="both"/>
+        <w:rPr>
+          <w:sz w:val="22"/>
+          <w:szCs w:val="22"/>
+        </w:rPr>
+      </w:pPr>
+      <w:r>
+        <w:rPr>
+          <w:sz w:val="22"/>
+          <w:szCs w:val="22"/>
+        </w:rPr>
         <w:t>The other selected category appears at least Q times in the inventory.</w:t>
       </w:r>
     </w:p>
     <w:p>
       <w:pPr>
         <w:spacing w:after="120"/>
-      </w:pPr>
-      <w:r>
+        <w:jc w:val="both"/>
+        <w:rPr>
+          <w:sz w:val="22"/>
+          <w:szCs w:val="22"/>
+        </w:rPr>
+      </w:pPr>
+      <w:r>
+        <w:rPr>
+          <w:sz w:val="22"/>
+          <w:szCs w:val="22"/>
+        </w:rPr>
         <w:t xml:space="preserve">When a category x with frequency fₓ is selected, all </w:t>
       </w:r>
       <w:proofErr w:type="spellStart"/>
       <w:r>
+        <w:rPr>
+          <w:sz w:val="22"/>
+          <w:szCs w:val="22"/>
+        </w:rPr>
         <w:t>f</w:t>
       </w:r>
       <w:proofErr w:type="spellEnd"/>
       <w:r>
+        <w:rPr>
+          <w:sz w:val="22"/>
+          <w:szCs w:val="22"/>
+        </w:rPr>
         <w:t>ₓ items of that category are bundled together, yielding a total value equal to x × fₓ.</w:t>
       </w:r>
     </w:p>
     <w:p>
       <w:pPr>
         <w:spacing w:after="120"/>
-      </w:pPr>
-      <w:r>
+        <w:jc w:val="both"/>
+        <w:rPr>
+          <w:sz w:val="22"/>
+          <w:szCs w:val="22"/>
+        </w:rPr>
+      </w:pPr>
+      <w:r>
+        <w:rPr>
+          <w:sz w:val="22"/>
+          <w:szCs w:val="22"/>
+        </w:rPr>
         <w:t>Chef wants to maximize the total combined value of the two selected categories, which is:</w:t>
       </w:r>
     </w:p>
     <w:p>
       <w:pPr>
         <w:spacing w:after="200"/>
-        <w:jc w:val="center"/>
+        <w:jc w:val="both"/>
+        <w:rPr>
+          <w:sz w:val="22"/>
+          <w:szCs w:val="22"/>
+        </w:rPr>
       </w:pPr>
       <w:r>
         <w:rPr>
           <w:i/>
           <w:iCs/>
+          <w:sz w:val="22"/>
+          <w:szCs w:val="22"/>
         </w:rPr>
         <w:t>Total Value = (x × fₓ) + (y × fᵧ)</w:t>
       </w:r>
@@ -165,8 +285,17 @@
     <w:p>
       <w:pPr>
         <w:spacing w:after="120"/>
-      </w:pPr>
-      <w:r>
+        <w:jc w:val="both"/>
+        <w:rPr>
+          <w:sz w:val="22"/>
+          <w:szCs w:val="22"/>
+        </w:rPr>
+      </w:pPr>
+      <w:r>
+        <w:rPr>
+          <w:sz w:val="22"/>
+          <w:szCs w:val="22"/>
+        </w:rPr>
         <w:t>Help Chef find the maximum possible total value he can obtain. If it is impossible to pick two distinct categories satisfying the requirements, output 0.</w:t>
       </w:r>
     </w:p>
@@ -182,16 +311,34 @@
     <w:p>
       <w:pPr>
         <w:spacing w:after="120"/>
-      </w:pPr>
-      <w:r>
+        <w:jc w:val="both"/>
+        <w:rPr>
+          <w:sz w:val="22"/>
+          <w:szCs w:val="22"/>
+        </w:rPr>
+      </w:pPr>
+      <w:r>
+        <w:rPr>
+          <w:sz w:val="22"/>
+          <w:szCs w:val="22"/>
+        </w:rPr>
         <w:t>The first line contains a single integer T (1 ≤ T ≤ 10⁴) — the number of test cases.</w:t>
       </w:r>
     </w:p>
     <w:p>
       <w:pPr>
         <w:spacing w:after="120"/>
-      </w:pPr>
-      <w:r>
+        <w:jc w:val="both"/>
+        <w:rPr>
+          <w:sz w:val="22"/>
+          <w:szCs w:val="22"/>
+        </w:rPr>
+      </w:pPr>
+      <w:r>
+        <w:rPr>
+          <w:sz w:val="22"/>
+          <w:szCs w:val="22"/>
+        </w:rPr>
         <w:t>For each test case:</w:t>
       </w:r>
     </w:p>
@@ -203,8 +350,17 @@
           <w:numId w:val="1"/>
         </w:numPr>
         <w:spacing w:after="80"/>
-      </w:pPr>
-      <w:r>
+        <w:jc w:val="both"/>
+        <w:rPr>
+          <w:sz w:val="22"/>
+          <w:szCs w:val="22"/>
+        </w:rPr>
+      </w:pPr>
+      <w:r>
+        <w:rPr>
+          <w:sz w:val="22"/>
+          <w:szCs w:val="22"/>
+        </w:rPr>
         <w:t>The first line contains three integers N, P, Q (2 ≤ N ≤ 2 × 10⁵, 1 ≤ P, Q ≤ N) — the number of items in the inventory and the two threshold parameters.</w:t>
       </w:r>
     </w:p>
@@ -216,16 +372,34 @@
           <w:numId w:val="1"/>
         </w:numPr>
         <w:spacing w:after="80"/>
-      </w:pPr>
-      <w:r>
+        <w:jc w:val="both"/>
+        <w:rPr>
+          <w:sz w:val="22"/>
+          <w:szCs w:val="22"/>
+        </w:rPr>
+      </w:pPr>
+      <w:r>
+        <w:rPr>
+          <w:sz w:val="22"/>
+          <w:szCs w:val="22"/>
+        </w:rPr>
         <w:t>The second line contains N space-separated integers A₁, A₂, …, Aₙ (1 ≤ Aᵢ ≤ 10⁹) — the values of the items.</w:t>
       </w:r>
     </w:p>
     <w:p>
       <w:pPr>
         <w:spacing w:after="120"/>
-      </w:pPr>
-      <w:r>
+        <w:jc w:val="both"/>
+        <w:rPr>
+          <w:sz w:val="22"/>
+          <w:szCs w:val="22"/>
+        </w:rPr>
+      </w:pPr>
+      <w:r>
+        <w:rPr>
+          <w:sz w:val="22"/>
+          <w:szCs w:val="22"/>
+        </w:rPr>
         <w:t>It is guaranteed that the sum of N over all test cases does not exceed 2 × 10⁵.</w:t>
       </w:r>
     </w:p>
@@ -241,8 +415,17 @@
     <w:p>
       <w:pPr>
         <w:spacing w:after="120"/>
-      </w:pPr>
-      <w:r>
+        <w:jc w:val="both"/>
+        <w:rPr>
+          <w:sz w:val="22"/>
+          <w:szCs w:val="22"/>
+        </w:rPr>
+      </w:pPr>
+      <w:r>
+        <w:rPr>
+          <w:sz w:val="22"/>
+          <w:szCs w:val="22"/>
+        </w:rPr>
         <w:t>For each test case, print a single integer representing the maximum total value obtainable from two distinct categories satisfying the conditions. Print 0 if no valid pair of categories exists.</w:t>
       </w:r>
     </w:p>
@@ -265,16 +448,24 @@
         </w:pBdr>
         <w:shd w:val="clear" w:color="auto" w:fill="F2F2F2"/>
         <w:spacing w:after="200"/>
+        <w:rPr>
+          <w:sz w:val="22"/>
+          <w:szCs w:val="22"/>
+        </w:rPr>
       </w:pPr>
       <w:r>
         <w:rPr>
           <w:rFonts w:ascii="Consolas" w:eastAsia="Consolas" w:hAnsi="Consolas" w:cs="Consolas"/>
+          <w:sz w:val="22"/>
+          <w:szCs w:val="22"/>
         </w:rPr>
         <w:t>3</w:t>
       </w:r>
       <w:r>
         <w:rPr>
           <w:rFonts w:ascii="Consolas" w:eastAsia="Consolas" w:hAnsi="Consolas" w:cs="Consolas"/>
+          <w:sz w:val="22"/>
+          <w:szCs w:val="22"/>
         </w:rPr>
         <w:br/>
         <w:t>7 2 3</w:t>
@@ -282,6 +473,8 @@
       <w:r>
         <w:rPr>
           <w:rFonts w:ascii="Consolas" w:eastAsia="Consolas" w:hAnsi="Consolas" w:cs="Consolas"/>
+          <w:sz w:val="22"/>
+          <w:szCs w:val="22"/>
         </w:rPr>
         <w:br/>
         <w:t>1 1 1 2 2 3 3</w:t>
@@ -289,6 +482,8 @@
       <w:r>
         <w:rPr>
           <w:rFonts w:ascii="Consolas" w:eastAsia="Consolas" w:hAnsi="Consolas" w:cs="Consolas"/>
+          <w:sz w:val="22"/>
+          <w:szCs w:val="22"/>
         </w:rPr>
         <w:br/>
         <w:t>6 2 2</w:t>
@@ -296,6 +491,8 @@
       <w:r>
         <w:rPr>
           <w:rFonts w:ascii="Consolas" w:eastAsia="Consolas" w:hAnsi="Consolas" w:cs="Consolas"/>
+          <w:sz w:val="22"/>
+          <w:szCs w:val="22"/>
         </w:rPr>
         <w:br/>
         <w:t>5 5 5 10 10 10</w:t>
@@ -303,6 +500,8 @@
       <w:r>
         <w:rPr>
           <w:rFonts w:ascii="Consolas" w:eastAsia="Consolas" w:hAnsi="Consolas" w:cs="Consolas"/>
+          <w:sz w:val="22"/>
+          <w:szCs w:val="22"/>
         </w:rPr>
         <w:br/>
         <w:t>4 3 3</w:t>
@@ -310,6 +509,8 @@
       <w:r>
         <w:rPr>
           <w:rFonts w:ascii="Consolas" w:eastAsia="Consolas" w:hAnsi="Consolas" w:cs="Consolas"/>
+          <w:sz w:val="22"/>
+          <w:szCs w:val="22"/>
         </w:rPr>
         <w:br/>
         <w:t>1 1 2 2</w:t>
@@ -334,16 +535,25 @@
         </w:pBdr>
         <w:shd w:val="clear" w:color="auto" w:fill="F2F2F2"/>
         <w:spacing w:after="200"/>
+        <w:rPr>
+          <w:sz w:val="22"/>
+          <w:szCs w:val="22"/>
+        </w:rPr>
       </w:pPr>
       <w:r>
         <w:rPr>
           <w:rFonts w:ascii="Consolas" w:eastAsia="Consolas" w:hAnsi="Consolas" w:cs="Consolas"/>
-        </w:rPr>
+          <w:sz w:val="22"/>
+          <w:szCs w:val="22"/>
+        </w:rPr>
+        <w:lastRenderedPageBreak/>
         <w:t>9</w:t>
       </w:r>
       <w:r>
         <w:rPr>
           <w:rFonts w:ascii="Consolas" w:eastAsia="Consolas" w:hAnsi="Consolas" w:cs="Consolas"/>
+          <w:sz w:val="22"/>
+          <w:szCs w:val="22"/>
         </w:rPr>
         <w:br/>
         <w:t>45</w:t>
@@ -351,6 +561,8 @@
       <w:r>
         <w:rPr>
           <w:rFonts w:ascii="Consolas" w:eastAsia="Consolas" w:hAnsi="Consolas" w:cs="Consolas"/>
+          <w:sz w:val="22"/>
+          <w:szCs w:val="22"/>
         </w:rPr>
         <w:br/>
         <w:t>0</w:t>
@@ -379,8 +591,17 @@
           <w:numId w:val="1"/>
         </w:numPr>
         <w:spacing w:after="80"/>
-      </w:pPr>
-      <w:r>
+        <w:jc w:val="both"/>
+        <w:rPr>
+          <w:sz w:val="22"/>
+          <w:szCs w:val="22"/>
+        </w:rPr>
+      </w:pPr>
+      <w:r>
+        <w:rPr>
+          <w:sz w:val="22"/>
+          <w:szCs w:val="22"/>
+        </w:rPr>
         <w:t>Test Case 1:</w:t>
       </w:r>
     </w:p>
@@ -392,8 +613,17 @@
           <w:numId w:val="1"/>
         </w:numPr>
         <w:spacing w:after="80"/>
-      </w:pPr>
-      <w:r>
+        <w:jc w:val="both"/>
+        <w:rPr>
+          <w:sz w:val="22"/>
+          <w:szCs w:val="22"/>
+        </w:rPr>
+      </w:pPr>
+      <w:r>
+        <w:rPr>
+          <w:sz w:val="22"/>
+          <w:szCs w:val="22"/>
+        </w:rPr>
         <w:t>Category frequencies:</w:t>
       </w:r>
     </w:p>
@@ -405,8 +635,17 @@
           <w:numId w:val="1"/>
         </w:numPr>
         <w:spacing w:after="80"/>
-      </w:pPr>
-      <w:r>
+        <w:jc w:val="both"/>
+        <w:rPr>
+          <w:sz w:val="22"/>
+          <w:szCs w:val="22"/>
+        </w:rPr>
+      </w:pPr>
+      <w:r>
+        <w:rPr>
+          <w:sz w:val="22"/>
+          <w:szCs w:val="22"/>
+        </w:rPr>
         <w:t>Value 1: frequency = 3, total category value = 1 × 3 = 3</w:t>
       </w:r>
     </w:p>
@@ -418,8 +657,17 @@
           <w:numId w:val="1"/>
         </w:numPr>
         <w:spacing w:after="80"/>
-      </w:pPr>
-      <w:r>
+        <w:jc w:val="both"/>
+        <w:rPr>
+          <w:sz w:val="22"/>
+          <w:szCs w:val="22"/>
+        </w:rPr>
+      </w:pPr>
+      <w:r>
+        <w:rPr>
+          <w:sz w:val="22"/>
+          <w:szCs w:val="22"/>
+        </w:rPr>
         <w:t>Value 2: frequency = 2, total category value = 2 × 2 = 4</w:t>
       </w:r>
     </w:p>
@@ -431,8 +679,17 @@
           <w:numId w:val="1"/>
         </w:numPr>
         <w:spacing w:after="80"/>
-      </w:pPr>
-      <w:r>
+        <w:jc w:val="both"/>
+        <w:rPr>
+          <w:sz w:val="22"/>
+          <w:szCs w:val="22"/>
+        </w:rPr>
+      </w:pPr>
+      <w:r>
+        <w:rPr>
+          <w:sz w:val="22"/>
+          <w:szCs w:val="22"/>
+        </w:rPr>
         <w:t>Value 3: frequency = 2, total category value = 3 × 2 = 6</w:t>
       </w:r>
     </w:p>
@@ -444,8 +701,17 @@
           <w:numId w:val="1"/>
         </w:numPr>
         <w:spacing w:after="80"/>
-      </w:pPr>
-      <w:r>
+        <w:jc w:val="both"/>
+        <w:rPr>
+          <w:sz w:val="22"/>
+          <w:szCs w:val="22"/>
+        </w:rPr>
+      </w:pPr>
+      <w:r>
+        <w:rPr>
+          <w:sz w:val="22"/>
+          <w:szCs w:val="22"/>
+        </w:rPr>
         <w:t>The required thresholds are P = 2 and Q = 3 (one category must have frequency ≥ 3, the other ≥ 2).</w:t>
       </w:r>
     </w:p>
@@ -457,8 +723,17 @@
           <w:numId w:val="1"/>
         </w:numPr>
         <w:spacing w:after="80"/>
-      </w:pPr>
-      <w:r>
+        <w:jc w:val="both"/>
+        <w:rPr>
+          <w:sz w:val="22"/>
+          <w:szCs w:val="22"/>
+        </w:rPr>
+      </w:pPr>
+      <w:r>
+        <w:rPr>
+          <w:sz w:val="22"/>
+          <w:szCs w:val="22"/>
+        </w:rPr>
         <w:t>Category 1 qualifies for the threshold 3.</w:t>
       </w:r>
     </w:p>
@@ -470,8 +745,17 @@
           <w:numId w:val="1"/>
         </w:numPr>
         <w:spacing w:after="80"/>
-      </w:pPr>
-      <w:r>
+        <w:jc w:val="both"/>
+        <w:rPr>
+          <w:sz w:val="22"/>
+          <w:szCs w:val="22"/>
+        </w:rPr>
+      </w:pPr>
+      <w:r>
+        <w:rPr>
+          <w:sz w:val="22"/>
+          <w:szCs w:val="22"/>
+        </w:rPr>
         <w:t>Categories 2 and 3 qualify for the threshold 2.</w:t>
       </w:r>
     </w:p>
@@ -483,8 +767,17 @@
           <w:numId w:val="1"/>
         </w:numPr>
         <w:spacing w:after="80"/>
-      </w:pPr>
-      <w:r>
+        <w:jc w:val="both"/>
+        <w:rPr>
+          <w:sz w:val="22"/>
+          <w:szCs w:val="22"/>
+        </w:rPr>
+      </w:pPr>
+      <w:r>
+        <w:rPr>
+          <w:sz w:val="22"/>
+          <w:szCs w:val="22"/>
+        </w:rPr>
         <w:t>Best pair is category 1 and category 3: total value = 3 + 6 = 9.</w:t>
       </w:r>
     </w:p>
@@ -496,8 +789,17 @@
           <w:numId w:val="1"/>
         </w:numPr>
         <w:spacing w:after="80"/>
-      </w:pPr>
-      <w:r>
+        <w:jc w:val="both"/>
+        <w:rPr>
+          <w:sz w:val="22"/>
+          <w:szCs w:val="22"/>
+        </w:rPr>
+      </w:pPr>
+      <w:r>
+        <w:rPr>
+          <w:sz w:val="22"/>
+          <w:szCs w:val="22"/>
+        </w:rPr>
         <w:t>Test Case 2:</w:t>
       </w:r>
     </w:p>
@@ -509,8 +811,17 @@
           <w:numId w:val="1"/>
         </w:numPr>
         <w:spacing w:after="80"/>
-      </w:pPr>
-      <w:r>
+        <w:jc w:val="both"/>
+        <w:rPr>
+          <w:sz w:val="22"/>
+          <w:szCs w:val="22"/>
+        </w:rPr>
+      </w:pPr>
+      <w:r>
+        <w:rPr>
+          <w:sz w:val="22"/>
+          <w:szCs w:val="22"/>
+        </w:rPr>
         <w:t>Categories 5 and 10 both appear 3 times (which is ≥ 2).</w:t>
       </w:r>
     </w:p>
@@ -522,8 +833,17 @@
           <w:numId w:val="1"/>
         </w:numPr>
         <w:spacing w:after="80"/>
-      </w:pPr>
-      <w:r>
+        <w:jc w:val="both"/>
+        <w:rPr>
+          <w:sz w:val="22"/>
+          <w:szCs w:val="22"/>
+        </w:rPr>
+      </w:pPr>
+      <w:r>
+        <w:rPr>
+          <w:sz w:val="22"/>
+          <w:szCs w:val="22"/>
+        </w:rPr>
         <w:t>Total value = (5 × 3) + (10 × 3) = 15 + 30 = 45.</w:t>
       </w:r>
     </w:p>
@@ -535,8 +855,17 @@
           <w:numId w:val="1"/>
         </w:numPr>
         <w:spacing w:after="80"/>
-      </w:pPr>
-      <w:r>
+        <w:jc w:val="both"/>
+        <w:rPr>
+          <w:sz w:val="22"/>
+          <w:szCs w:val="22"/>
+        </w:rPr>
+      </w:pPr>
+      <w:r>
+        <w:rPr>
+          <w:sz w:val="22"/>
+          <w:szCs w:val="22"/>
+        </w:rPr>
         <w:t>Test Case 3:</w:t>
       </w:r>
     </w:p>
@@ -548,8 +877,17 @@
           <w:numId w:val="1"/>
         </w:numPr>
         <w:spacing w:after="80"/>
-      </w:pPr>
-      <w:r>
+        <w:jc w:val="both"/>
+        <w:rPr>
+          <w:sz w:val="22"/>
+          <w:szCs w:val="22"/>
+        </w:rPr>
+      </w:pPr>
+      <w:r>
+        <w:rPr>
+          <w:sz w:val="22"/>
+          <w:szCs w:val="22"/>
+        </w:rPr>
         <w:t>Both P and Q require at least 3 occurrences. No category appears 3 times, so no valid pair can be formed. Output is 0.</w:t>
       </w:r>
     </w:p>
